--- a/이탈리아 검사/2부/2부_4화_벙커_법정.docx
+++ b/이탈리아 검사/2부/2부_4화_벙커_법정.docx
@@ -1437,7 +1437,7 @@
           <w:i w:val="0"/>
           <w:sz w:val="22"/>
         </w:rPr>
-        <w:t>Da nessuna parte. Solo nel libro mastro di Russotto, e come iniziale. «A.S.» accanto a cifre tonde. Può essere Arturo Salemi, può essere Angelo Scuderi del bar dello sport.</w:t>
+        <w:t>Da nessuna parte. Solo nel libro mastro di Russotto, e come iniziale. «A.S.» accanto a cifre tonde. Può essere Arturo Salemi, può essere Angelo Sammartino del bar dello sport.</w:t>
       </w:r>
     </w:p>
     <w:p>
